--- a/Cours/6eme/SaintExupery/Chapitre_13_1/Documents/Chapitre 13 - Partie 1 - Tableau de données (Complet).docx
+++ b/Cours/6eme/SaintExupery/Chapitre_13_1/Documents/Chapitre 13 - Partie 1 - Tableau de données (Complet).docx
@@ -276,6 +276,9 @@
           </w:tcPr>
           <w:p>
             <w:r>
+              <w:rPr>
+                <w:noProof/>
+              </w:rPr>
               <w:drawing>
                 <wp:inline distT="0" distB="0" distL="0" distR="0" wp14:anchorId="33AFDDC9" wp14:editId="40CC91BA">
                   <wp:extent cx="2885496" cy="1800000"/>
@@ -411,25 +414,7 @@
                                 <w:szCs w:val="24"/>
                                 <w:lang w:eastAsia="fr-FR"/>
                               </w:rPr>
-                              <w:t xml:space="preserve"> d'une catégorie et le nombre d'</w:t>
-                            </w:r>
-                            <w:r>
-                              <w:rPr>
-                                <w:rFonts w:ascii="Cambria Math" w:eastAsia="Times New Roman" w:hAnsi="Cambria Math" w:cs="Times New Roman"/>
-                                <w:sz w:val="24"/>
-                                <w:szCs w:val="24"/>
-                                <w:lang w:eastAsia="fr-FR"/>
-                              </w:rPr>
-                              <w:t>éléments</w:t>
-                            </w:r>
-                            <w:r>
-                              <w:rPr>
-                                <w:rFonts w:ascii="Cambria Math" w:eastAsia="Times New Roman" w:hAnsi="Cambria Math" w:cs="Times New Roman"/>
-                                <w:sz w:val="24"/>
-                                <w:szCs w:val="24"/>
-                                <w:lang w:eastAsia="fr-FR"/>
-                              </w:rPr>
-                              <w:t xml:space="preserve"> qui la compose.</w:t>
+                              <w:t xml:space="preserve"> d'une catégorie et le nombre d'éléments qui la compose.</w:t>
                             </w:r>
                           </w:p>
                         </w:txbxContent>
@@ -487,25 +472,7 @@
                           <w:szCs w:val="24"/>
                           <w:lang w:eastAsia="fr-FR"/>
                         </w:rPr>
-                        <w:t xml:space="preserve"> d'une catégorie et le nombre d'</w:t>
-                      </w:r>
-                      <w:r>
-                        <w:rPr>
-                          <w:rFonts w:ascii="Cambria Math" w:eastAsia="Times New Roman" w:hAnsi="Cambria Math" w:cs="Times New Roman"/>
-                          <w:sz w:val="24"/>
-                          <w:szCs w:val="24"/>
-                          <w:lang w:eastAsia="fr-FR"/>
-                        </w:rPr>
-                        <w:t>éléments</w:t>
-                      </w:r>
-                      <w:r>
-                        <w:rPr>
-                          <w:rFonts w:ascii="Cambria Math" w:eastAsia="Times New Roman" w:hAnsi="Cambria Math" w:cs="Times New Roman"/>
-                          <w:sz w:val="24"/>
-                          <w:szCs w:val="24"/>
-                          <w:lang w:eastAsia="fr-FR"/>
-                        </w:rPr>
-                        <w:t xml:space="preserve"> qui la compose.</w:t>
+                        <w:t xml:space="preserve"> d'une catégorie et le nombre d'éléments qui la compose.</w:t>
                       </w:r>
                     </w:p>
                   </w:txbxContent>
@@ -549,35 +516,7 @@
           <w:sz w:val="24"/>
           <w:szCs w:val="24"/>
         </w:rPr>
-        <w:t xml:space="preserve">Dans l'exemple </w:t>
-      </w:r>
-      <w:r>
-        <w:rPr>
-          <w:sz w:val="24"/>
-          <w:szCs w:val="24"/>
-        </w:rPr>
-        <w:t>précédent</w:t>
-      </w:r>
-      <w:r>
-        <w:rPr>
-          <w:sz w:val="24"/>
-          <w:szCs w:val="24"/>
-        </w:rPr>
-        <w:t xml:space="preserve"> l'effectif des carrés est 13 car il y a 13 carré</w:t>
-      </w:r>
-      <w:r>
-        <w:rPr>
-          <w:sz w:val="24"/>
-          <w:szCs w:val="24"/>
-        </w:rPr>
-        <w:t>s</w:t>
-      </w:r>
-      <w:r>
-        <w:rPr>
-          <w:sz w:val="24"/>
-          <w:szCs w:val="24"/>
-        </w:rPr>
-        <w:t>.</w:t>
+        <w:t>Dans l'exemple précédent l'effectif des carrés est 13 car il y a 13 carrés.</w:t>
       </w:r>
     </w:p>
     <w:p>
@@ -1221,21 +1160,7 @@
           <w:sz w:val="24"/>
           <w:szCs w:val="24"/>
         </w:rPr>
-        <w:t xml:space="preserve">Les valeurs de la seconde ligne </w:t>
-      </w:r>
-      <w:r>
-        <w:rPr>
-          <w:sz w:val="24"/>
-          <w:szCs w:val="24"/>
-        </w:rPr>
-        <w:t>donnent</w:t>
-      </w:r>
-      <w:r>
-        <w:rPr>
-          <w:sz w:val="24"/>
-          <w:szCs w:val="24"/>
-        </w:rPr>
-        <w:t xml:space="preserve"> les effectifs.</w:t>
+        <w:t>Les valeurs de la seconde ligne donnent les effectifs.</w:t>
       </w:r>
     </w:p>
     <w:p>
@@ -1972,30 +1897,676 @@
           <w:sz w:val="24"/>
           <w:szCs w:val="24"/>
         </w:rPr>
-        <w:t xml:space="preserve">Les valeurs </w:t>
+        <w:t>Les valeurs aux croisements des lignes et colonnes sont les effectifs.</w:t>
+      </w:r>
+    </w:p>
+    <w:p>
+      <w:pPr>
+        <w:pStyle w:val="Titre1"/>
+      </w:pPr>
+      <w:bookmarkStart w:id="1" w:name="_Hlk241736575"/>
+      <w:r>
+        <w:t>I</w:t>
+      </w:r>
+      <w:r>
+        <w:t>I</w:t>
+      </w:r>
+      <w:r>
+        <w:t xml:space="preserve">I – </w:t>
+      </w:r>
+      <w:r>
+        <w:t xml:space="preserve">Moyenne </w:t>
+      </w:r>
+      <w:r>
+        <w:t>:</w:t>
+      </w:r>
+    </w:p>
+    <w:p>
+      <w:r>
+        <w:rPr>
+          <w:noProof/>
+          <w:lang w:eastAsia="fr-FR"/>
+        </w:rPr>
+        <mc:AlternateContent>
+          <mc:Choice Requires="wps">
+            <w:drawing>
+              <wp:inline distT="0" distB="0" distL="0" distR="0" wp14:anchorId="1512605D" wp14:editId="13322A64">
+                <wp:extent cx="6228000" cy="819150"/>
+                <wp:effectExtent l="57150" t="57150" r="20955" b="19050"/>
+                <wp:docPr id="4" name="Zone de texte 2"/>
+                <wp:cNvGraphicFramePr>
+                  <a:graphicFrameLocks xmlns:a="http://schemas.openxmlformats.org/drawingml/2006/main"/>
+                </wp:cNvGraphicFramePr>
+                <a:graphic xmlns:a="http://schemas.openxmlformats.org/drawingml/2006/main">
+                  <a:graphicData uri="http://schemas.microsoft.com/office/word/2010/wordprocessingShape">
+                    <wps:wsp>
+                      <wps:cNvSpPr txBox="1">
+                        <a:spLocks noChangeArrowheads="1"/>
+                      </wps:cNvSpPr>
+                      <wps:spPr bwMode="auto">
+                        <a:xfrm>
+                          <a:off x="0" y="0"/>
+                          <a:ext cx="6228000" cy="819150"/>
+                        </a:xfrm>
+                        <a:prstGeom prst="rect">
+                          <a:avLst/>
+                        </a:prstGeom>
+                        <a:solidFill>
+                          <a:srgbClr val="FFFFFF"/>
+                        </a:solidFill>
+                        <a:ln w="12700" cmpd="dbl">
+                          <a:solidFill>
+                            <a:srgbClr val="000000"/>
+                          </a:solidFill>
+                          <a:miter lim="800000"/>
+                          <a:headEnd/>
+                          <a:tailEnd/>
+                        </a:ln>
+                        <a:effectLst>
+                          <a:outerShdw dist="63500" dir="13500000" algn="br" rotWithShape="0">
+                            <a:schemeClr val="bg1">
+                              <a:lumMod val="85000"/>
+                              <a:lumOff val="0"/>
+                            </a:schemeClr>
+                          </a:outerShdw>
+                        </a:effectLst>
+                      </wps:spPr>
+                      <wps:txbx>
+                        <w:txbxContent>
+                          <w:p>
+                            <w:pPr>
+                              <w:tabs>
+                                <w:tab w:val="left" w:pos="8760"/>
+                              </w:tabs>
+                              <w:rPr>
+                                <w:rFonts w:ascii="Cambria Math" w:eastAsia="Times New Roman" w:hAnsi="Cambria Math" w:cs="Times New Roman"/>
+                                <w:sz w:val="24"/>
+                                <w:szCs w:val="24"/>
+                                <w:lang w:eastAsia="fr-FR"/>
+                              </w:rPr>
+                            </w:pPr>
+                            <w:r>
+                              <w:rPr>
+                                <w:rFonts w:ascii="Cambria Math" w:eastAsia="Times New Roman" w:hAnsi="Cambria Math" w:cs="Times New Roman"/>
+                                <w:sz w:val="24"/>
+                                <w:szCs w:val="24"/>
+                                <w:lang w:eastAsia="fr-FR"/>
+                              </w:rPr>
+                              <w:t xml:space="preserve">La </w:t>
+                            </w:r>
+                            <w:r>
+                              <w:rPr>
+                                <w:rFonts w:ascii="Cambria Math" w:eastAsia="Times New Roman" w:hAnsi="Cambria Math" w:cs="Times New Roman"/>
+                                <w:color w:val="FF0000"/>
+                                <w:sz w:val="24"/>
+                                <w:szCs w:val="24"/>
+                                <w:lang w:eastAsia="fr-FR"/>
+                              </w:rPr>
+                              <w:t xml:space="preserve">moyenne </w:t>
+                            </w:r>
+                            <w:r>
+                              <w:rPr>
+                                <w:rFonts w:ascii="Cambria Math" w:eastAsia="Times New Roman" w:hAnsi="Cambria Math" w:cs="Times New Roman"/>
+                                <w:sz w:val="24"/>
+                                <w:szCs w:val="24"/>
+                                <w:lang w:eastAsia="fr-FR"/>
+                              </w:rPr>
+                              <w:t>d'une série de valeurs est égale à :</w:t>
+                            </w:r>
+                          </w:p>
+                          <w:p>
+                            <w:pPr>
+                              <w:tabs>
+                                <w:tab w:val="left" w:pos="8760"/>
+                              </w:tabs>
+                              <w:rPr>
+                                <w:rFonts w:ascii="Candara" w:hAnsi="Candara"/>
+                                <w:color w:val="000000" w:themeColor="text1"/>
+                                <w:u w:val="dash"/>
+                              </w:rPr>
+                            </w:pPr>
+                            <m:oMathPara>
+                              <m:oMath>
+                                <m:r>
+                                  <w:rPr>
+                                    <w:rFonts w:ascii="Cambria Math" w:hAnsi="Cambria Math"/>
+                                    <w:color w:val="000000" w:themeColor="text1"/>
+                                  </w:rPr>
+                                  <m:t>Moyenne=</m:t>
+                                </m:r>
+                                <m:f>
+                                  <m:fPr>
+                                    <m:ctrlPr>
+                                      <w:rPr>
+                                        <w:rFonts w:ascii="Cambria Math" w:hAnsi="Cambria Math"/>
+                                        <w:i/>
+                                        <w:color w:val="000000" w:themeColor="text1"/>
+                                      </w:rPr>
+                                    </m:ctrlPr>
+                                  </m:fPr>
+                                  <m:num>
+                                    <m:r>
+                                      <w:rPr>
+                                        <w:rFonts w:ascii="Cambria Math" w:hAnsi="Cambria Math"/>
+                                        <w:color w:val="000000" w:themeColor="text1"/>
+                                      </w:rPr>
+                                      <m:t>Somme de toutes les valeurs</m:t>
+                                    </m:r>
+                                    <m:ctrlPr>
+                                      <w:rPr>
+                                        <w:rFonts w:ascii="Cambria Math" w:hAnsi="Cambria Math"/>
+                                        <w:i/>
+                                        <w:color w:val="000000" w:themeColor="text1"/>
+                                        <w:u w:val="dash"/>
+                                      </w:rPr>
+                                    </m:ctrlPr>
+                                  </m:num>
+                                  <m:den>
+                                    <m:r>
+                                      <w:rPr>
+                                        <w:rFonts w:ascii="Cambria Math" w:hAnsi="Cambria Math"/>
+                                        <w:color w:val="000000" w:themeColor="text1"/>
+                                        <w:u w:val="dash"/>
+                                      </w:rPr>
+                                      <m:t>Effectif total</m:t>
+                                    </m:r>
+                                  </m:den>
+                                </m:f>
+                              </m:oMath>
+                            </m:oMathPara>
+                          </w:p>
+                        </w:txbxContent>
+                      </wps:txbx>
+                      <wps:bodyPr rot="0" vert="horz" wrap="square" lIns="91440" tIns="45720" rIns="91440" bIns="45720" anchor="t" anchorCtr="0" upright="1">
+                        <a:noAutofit/>
+                      </wps:bodyPr>
+                    </wps:wsp>
+                  </a:graphicData>
+                </a:graphic>
+              </wp:inline>
+            </w:drawing>
+          </mc:Choice>
+          <mc:Fallback>
+            <w:pict>
+              <v:shape w14:anchorId="1512605D" id="_x0000_s1029" type="#_x0000_t202" style="width:490.4pt;height:64.5pt;visibility:visible;mso-wrap-style:square;mso-left-percent:-10001;mso-top-percent:-10001;mso-position-horizontal:absolute;mso-position-horizontal-relative:char;mso-position-vertical:absolute;mso-position-vertical-relative:line;mso-left-percent:-10001;mso-top-percent:-10001;v-text-anchor:top" o:gfxdata="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" strokeweight="1pt">
+                <v:stroke linestyle="thinThin"/>
+                <v:shadow on="t" color="#d8d8d8 [2732]" origin=".5,.5" offset="-1.24725mm,-1.24725mm"/>
+                <v:textbox>
+                  <w:txbxContent>
+                    <w:p>
+                      <w:pPr>
+                        <w:tabs>
+                          <w:tab w:val="left" w:pos="8760"/>
+                        </w:tabs>
+                        <w:rPr>
+                          <w:rFonts w:ascii="Cambria Math" w:eastAsia="Times New Roman" w:hAnsi="Cambria Math" w:cs="Times New Roman"/>
+                          <w:sz w:val="24"/>
+                          <w:szCs w:val="24"/>
+                          <w:lang w:eastAsia="fr-FR"/>
+                        </w:rPr>
+                      </w:pPr>
+                      <w:r>
+                        <w:rPr>
+                          <w:rFonts w:ascii="Cambria Math" w:eastAsia="Times New Roman" w:hAnsi="Cambria Math" w:cs="Times New Roman"/>
+                          <w:sz w:val="24"/>
+                          <w:szCs w:val="24"/>
+                          <w:lang w:eastAsia="fr-FR"/>
+                        </w:rPr>
+                        <w:t xml:space="preserve">La </w:t>
+                      </w:r>
+                      <w:r>
+                        <w:rPr>
+                          <w:rFonts w:ascii="Cambria Math" w:eastAsia="Times New Roman" w:hAnsi="Cambria Math" w:cs="Times New Roman"/>
+                          <w:color w:val="FF0000"/>
+                          <w:sz w:val="24"/>
+                          <w:szCs w:val="24"/>
+                          <w:lang w:eastAsia="fr-FR"/>
+                        </w:rPr>
+                        <w:t xml:space="preserve">moyenne </w:t>
+                      </w:r>
+                      <w:r>
+                        <w:rPr>
+                          <w:rFonts w:ascii="Cambria Math" w:eastAsia="Times New Roman" w:hAnsi="Cambria Math" w:cs="Times New Roman"/>
+                          <w:sz w:val="24"/>
+                          <w:szCs w:val="24"/>
+                          <w:lang w:eastAsia="fr-FR"/>
+                        </w:rPr>
+                        <w:t>d'une série de valeurs est égale à :</w:t>
+                      </w:r>
+                    </w:p>
+                    <w:p>
+                      <w:pPr>
+                        <w:tabs>
+                          <w:tab w:val="left" w:pos="8760"/>
+                        </w:tabs>
+                        <w:rPr>
+                          <w:rFonts w:ascii="Candara" w:hAnsi="Candara"/>
+                          <w:color w:val="000000" w:themeColor="text1"/>
+                          <w:u w:val="dash"/>
+                        </w:rPr>
+                      </w:pPr>
+                      <m:oMathPara>
+                        <m:oMath>
+                          <m:r>
+                            <w:rPr>
+                              <w:rFonts w:ascii="Cambria Math" w:hAnsi="Cambria Math"/>
+                              <w:color w:val="000000" w:themeColor="text1"/>
+                            </w:rPr>
+                            <m:t>Moyenne=</m:t>
+                          </m:r>
+                          <m:f>
+                            <m:fPr>
+                              <m:ctrlPr>
+                                <w:rPr>
+                                  <w:rFonts w:ascii="Cambria Math" w:hAnsi="Cambria Math"/>
+                                  <w:i/>
+                                  <w:color w:val="000000" w:themeColor="text1"/>
+                                </w:rPr>
+                              </m:ctrlPr>
+                            </m:fPr>
+                            <m:num>
+                              <m:r>
+                                <w:rPr>
+                                  <w:rFonts w:ascii="Cambria Math" w:hAnsi="Cambria Math"/>
+                                  <w:color w:val="000000" w:themeColor="text1"/>
+                                </w:rPr>
+                                <m:t>Somme de toutes les valeurs</m:t>
+                              </m:r>
+                              <m:ctrlPr>
+                                <w:rPr>
+                                  <w:rFonts w:ascii="Cambria Math" w:hAnsi="Cambria Math"/>
+                                  <w:i/>
+                                  <w:color w:val="000000" w:themeColor="text1"/>
+                                  <w:u w:val="dash"/>
+                                </w:rPr>
+                              </m:ctrlPr>
+                            </m:num>
+                            <m:den>
+                              <m:r>
+                                <w:rPr>
+                                  <w:rFonts w:ascii="Cambria Math" w:hAnsi="Cambria Math"/>
+                                  <w:color w:val="000000" w:themeColor="text1"/>
+                                  <w:u w:val="dash"/>
+                                </w:rPr>
+                                <m:t>Effectif total</m:t>
+                              </m:r>
+                            </m:den>
+                          </m:f>
+                        </m:oMath>
+                      </m:oMathPara>
+                    </w:p>
+                  </w:txbxContent>
+                </v:textbox>
+                <w10:anchorlock/>
+              </v:shape>
+            </w:pict>
+          </mc:Fallback>
+        </mc:AlternateContent>
+      </w:r>
+    </w:p>
+    <w:p>
+      <w:pPr>
+        <w:spacing w:before="240"/>
+        <w:rPr>
+          <w:b/>
+          <w:bCs/>
+          <w:sz w:val="24"/>
+          <w:szCs w:val="24"/>
+        </w:rPr>
+      </w:pPr>
+      <w:r>
+        <w:rPr>
+          <w:b/>
+          <w:bCs/>
+          <w:sz w:val="24"/>
+          <w:szCs w:val="24"/>
+        </w:rPr>
+        <w:t>Exemple :</w:t>
+      </w:r>
+    </w:p>
+    <w:p>
+      <w:pPr>
+        <w:spacing w:before="100" w:beforeAutospacing="1" w:after="100" w:afterAutospacing="1" w:line="240" w:lineRule="auto"/>
+        <w:rPr>
+          <w:rFonts w:eastAsia="Times New Roman" w:cs="Times New Roman"/>
+          <w:lang w:eastAsia="fr-FR"/>
+        </w:rPr>
+      </w:pPr>
+      <w:r>
+        <w:rPr>
+          <w:rFonts w:eastAsia="Times New Roman" w:cs="Times New Roman"/>
+          <w:lang w:eastAsia="fr-FR"/>
+        </w:rPr>
+        <w:t xml:space="preserve">On a relevé les notes des 7 derniers contrôles de Pierre : </w:t>
+      </w:r>
+    </w:p>
+    <w:tbl>
+      <w:tblPr>
+        <w:tblStyle w:val="Grilledutableau"/>
+        <w:tblW w:w="0" w:type="auto"/>
+        <w:jc w:val="center"/>
+        <w:tblBorders>
+          <w:top w:val="none" w:sz="0" w:space="0" w:color="auto"/>
+          <w:left w:val="none" w:sz="0" w:space="0" w:color="auto"/>
+          <w:bottom w:val="none" w:sz="0" w:space="0" w:color="auto"/>
+          <w:right w:val="none" w:sz="0" w:space="0" w:color="auto"/>
+          <w:insideH w:val="none" w:sz="0" w:space="0" w:color="auto"/>
+          <w:insideV w:val="none" w:sz="0" w:space="0" w:color="auto"/>
+        </w:tblBorders>
+        <w:tblLook w:val="04A0" w:firstRow="1" w:lastRow="0" w:firstColumn="1" w:lastColumn="0" w:noHBand="0" w:noVBand="1"/>
+      </w:tblPr>
+      <w:tblGrid>
+        <w:gridCol w:w="1416"/>
+        <w:gridCol w:w="1416"/>
+        <w:gridCol w:w="1416"/>
+        <w:gridCol w:w="1416"/>
+        <w:gridCol w:w="1416"/>
+        <w:gridCol w:w="1416"/>
+        <w:gridCol w:w="1417"/>
+      </w:tblGrid>
+      <w:tr>
+        <w:trPr>
+          <w:jc w:val="center"/>
+        </w:trPr>
+        <w:tc>
+          <w:tcPr>
+            <w:tcW w:w="1416" w:type="dxa"/>
+            <w:vAlign w:val="center"/>
+          </w:tcPr>
+          <w:p>
+            <w:pPr>
+              <w:spacing w:before="100" w:beforeAutospacing="1" w:after="100" w:afterAutospacing="1"/>
+              <w:jc w:val="center"/>
+              <w:rPr>
+                <w:rFonts w:eastAsia="Times New Roman" w:cs="Times New Roman"/>
+                <w:lang w:eastAsia="fr-FR"/>
+              </w:rPr>
+            </w:pPr>
+            <w:r>
+              <w:rPr>
+                <w:rFonts w:eastAsia="Times New Roman" w:cs="Times New Roman"/>
+                <w:lang w:eastAsia="fr-FR"/>
+              </w:rPr>
+              <w:t>7</w:t>
+            </w:r>
+          </w:p>
+        </w:tc>
+        <w:tc>
+          <w:tcPr>
+            <w:tcW w:w="1416" w:type="dxa"/>
+            <w:vAlign w:val="center"/>
+          </w:tcPr>
+          <w:p>
+            <w:pPr>
+              <w:spacing w:before="100" w:beforeAutospacing="1" w:after="100" w:afterAutospacing="1"/>
+              <w:jc w:val="center"/>
+              <w:rPr>
+                <w:rFonts w:eastAsia="Times New Roman" w:cs="Times New Roman"/>
+                <w:lang w:eastAsia="fr-FR"/>
+              </w:rPr>
+            </w:pPr>
+            <w:r>
+              <w:rPr>
+                <w:rFonts w:eastAsia="Times New Roman" w:cs="Times New Roman"/>
+                <w:lang w:eastAsia="fr-FR"/>
+              </w:rPr>
+              <w:t>17</w:t>
+            </w:r>
+          </w:p>
+        </w:tc>
+        <w:tc>
+          <w:tcPr>
+            <w:tcW w:w="1416" w:type="dxa"/>
+            <w:vAlign w:val="center"/>
+          </w:tcPr>
+          <w:p>
+            <w:pPr>
+              <w:spacing w:before="100" w:beforeAutospacing="1" w:after="100" w:afterAutospacing="1"/>
+              <w:jc w:val="center"/>
+              <w:rPr>
+                <w:rFonts w:eastAsia="Times New Roman" w:cs="Times New Roman"/>
+                <w:lang w:eastAsia="fr-FR"/>
+              </w:rPr>
+            </w:pPr>
+            <w:r>
+              <w:rPr>
+                <w:rFonts w:eastAsia="Times New Roman" w:cs="Times New Roman"/>
+                <w:lang w:eastAsia="fr-FR"/>
+              </w:rPr>
+              <w:t>15</w:t>
+            </w:r>
+          </w:p>
+        </w:tc>
+        <w:tc>
+          <w:tcPr>
+            <w:tcW w:w="1416" w:type="dxa"/>
+            <w:vAlign w:val="center"/>
+          </w:tcPr>
+          <w:p>
+            <w:pPr>
+              <w:spacing w:before="100" w:beforeAutospacing="1" w:after="100" w:afterAutospacing="1"/>
+              <w:jc w:val="center"/>
+              <w:rPr>
+                <w:rFonts w:eastAsia="Times New Roman" w:cs="Times New Roman"/>
+                <w:lang w:eastAsia="fr-FR"/>
+              </w:rPr>
+            </w:pPr>
+            <w:r>
+              <w:rPr>
+                <w:rFonts w:eastAsia="Times New Roman" w:cs="Times New Roman"/>
+                <w:lang w:eastAsia="fr-FR"/>
+              </w:rPr>
+              <w:t>16</w:t>
+            </w:r>
+          </w:p>
+        </w:tc>
+        <w:tc>
+          <w:tcPr>
+            <w:tcW w:w="1416" w:type="dxa"/>
+            <w:vAlign w:val="center"/>
+          </w:tcPr>
+          <w:p>
+            <w:pPr>
+              <w:spacing w:before="100" w:beforeAutospacing="1" w:after="100" w:afterAutospacing="1"/>
+              <w:jc w:val="center"/>
+              <w:rPr>
+                <w:rFonts w:eastAsia="Times New Roman" w:cs="Times New Roman"/>
+                <w:lang w:eastAsia="fr-FR"/>
+              </w:rPr>
+            </w:pPr>
+            <w:r>
+              <w:rPr>
+                <w:rFonts w:eastAsia="Times New Roman" w:cs="Times New Roman"/>
+                <w:lang w:eastAsia="fr-FR"/>
+              </w:rPr>
+              <w:t>12</w:t>
+            </w:r>
+          </w:p>
+        </w:tc>
+        <w:tc>
+          <w:tcPr>
+            <w:tcW w:w="1416" w:type="dxa"/>
+            <w:vAlign w:val="center"/>
+          </w:tcPr>
+          <w:p>
+            <w:pPr>
+              <w:spacing w:before="100" w:beforeAutospacing="1" w:after="100" w:afterAutospacing="1"/>
+              <w:jc w:val="center"/>
+              <w:rPr>
+                <w:rFonts w:eastAsia="Times New Roman" w:cs="Times New Roman"/>
+                <w:lang w:eastAsia="fr-FR"/>
+              </w:rPr>
+            </w:pPr>
+            <w:r>
+              <w:rPr>
+                <w:rFonts w:eastAsia="Times New Roman" w:cs="Times New Roman"/>
+                <w:lang w:eastAsia="fr-FR"/>
+              </w:rPr>
+              <w:t>14</w:t>
+            </w:r>
+          </w:p>
+        </w:tc>
+        <w:tc>
+          <w:tcPr>
+            <w:tcW w:w="1417" w:type="dxa"/>
+            <w:vAlign w:val="center"/>
+          </w:tcPr>
+          <w:p>
+            <w:pPr>
+              <w:spacing w:before="100" w:beforeAutospacing="1" w:after="100" w:afterAutospacing="1"/>
+              <w:jc w:val="center"/>
+              <w:rPr>
+                <w:rFonts w:eastAsia="Times New Roman" w:cs="Times New Roman"/>
+                <w:lang w:eastAsia="fr-FR"/>
+              </w:rPr>
+            </w:pPr>
+            <w:r>
+              <w:rPr>
+                <w:rFonts w:eastAsia="Times New Roman" w:cs="Times New Roman"/>
+                <w:lang w:eastAsia="fr-FR"/>
+              </w:rPr>
+              <w:t>10</w:t>
+            </w:r>
+          </w:p>
+        </w:tc>
+      </w:tr>
+    </w:tbl>
+    <w:p>
+      <w:pPr>
+        <w:spacing w:before="100" w:beforeAutospacing="1" w:after="100" w:afterAutospacing="1" w:line="240" w:lineRule="auto"/>
+        <w:rPr>
+          <w:rFonts w:eastAsia="Times New Roman" w:cs="Times New Roman"/>
+          <w:lang w:eastAsia="fr-FR"/>
+        </w:rPr>
+      </w:pPr>
+      <w:r>
+        <w:rPr>
+          <w:rFonts w:eastAsia="Times New Roman" w:cs="Times New Roman"/>
+          <w:lang w:eastAsia="fr-FR"/>
+        </w:rPr>
+        <w:t>On peut alors calculer sa moyenne :</w:t>
+      </w:r>
+    </w:p>
+    <w:p>
+      <w:pPr>
+        <w:spacing w:before="100" w:beforeAutospacing="1" w:after="100" w:afterAutospacing="1" w:line="240" w:lineRule="auto"/>
+        <w:rPr>
+          <w:rFonts w:eastAsia="Times New Roman" w:cs="Times New Roman"/>
+          <w:lang w:eastAsia="fr-FR"/>
+        </w:rPr>
+      </w:pPr>
+      <m:oMathPara>
+        <m:oMath>
+          <m:r>
+            <w:rPr>
+              <w:rFonts w:ascii="Cambria Math" w:eastAsia="Times New Roman" w:hAnsi="Cambria Math" w:cs="Times New Roman"/>
+              <w:lang w:eastAsia="fr-FR"/>
+            </w:rPr>
+            <m:t>Moyenne=</m:t>
+          </m:r>
+          <m:f>
+            <m:fPr>
+              <m:ctrlPr>
+                <w:rPr>
+                  <w:rFonts w:ascii="Cambria Math" w:eastAsia="Times New Roman" w:hAnsi="Cambria Math" w:cs="Times New Roman"/>
+                  <w:i/>
+                  <w:lang w:eastAsia="fr-FR"/>
+                </w:rPr>
+              </m:ctrlPr>
+            </m:fPr>
+            <m:num>
+              <m:r>
+                <w:rPr>
+                  <w:rFonts w:ascii="Cambria Math" w:eastAsia="Times New Roman" w:hAnsi="Cambria Math" w:cs="Times New Roman"/>
+                  <w:lang w:eastAsia="fr-FR"/>
+                </w:rPr>
+                <m:t>7+17+15+16+12+14+10</m:t>
+              </m:r>
+            </m:num>
+            <m:den>
+              <m:r>
+                <w:rPr>
+                  <w:rFonts w:ascii="Cambria Math" w:eastAsia="Times New Roman" w:hAnsi="Cambria Math" w:cs="Times New Roman"/>
+                  <w:lang w:eastAsia="fr-FR"/>
+                </w:rPr>
+                <m:t>7</m:t>
+              </m:r>
+            </m:den>
+          </m:f>
+          <m:r>
+            <w:rPr>
+              <w:rFonts w:ascii="Cambria Math" w:eastAsia="Times New Roman" w:hAnsi="Cambria Math" w:cs="Times New Roman"/>
+              <w:lang w:eastAsia="fr-FR"/>
+            </w:rPr>
+            <m:t>=13</m:t>
+          </m:r>
+        </m:oMath>
+      </m:oMathPara>
+    </w:p>
+    <w:p>
+      <w:pPr>
+        <w:spacing w:before="100" w:beforeAutospacing="1" w:after="100" w:afterAutospacing="1" w:line="240" w:lineRule="auto"/>
+        <w:rPr>
+          <w:rFonts w:eastAsia="Times New Roman" w:cs="Times New Roman"/>
+          <w:lang w:eastAsia="fr-FR"/>
+        </w:rPr>
+      </w:pPr>
+      <w:r>
+        <w:rPr>
+          <w:rFonts w:eastAsia="Times New Roman" w:cs="Times New Roman"/>
+          <w:b/>
+          <w:bCs/>
+          <w:lang w:eastAsia="fr-FR"/>
+        </w:rPr>
+        <w:t>Interprétation :</w:t>
       </w:r>
       <w:r>
         <w:rPr>
-          <w:rStyle w:val="Accentuation"/>
-          <w:i w:val="0"/>
-          <w:iCs w:val="0"/>
-          <w:color w:val="auto"/>
-          <w:sz w:val="24"/>
-          <w:szCs w:val="24"/>
+          <w:rFonts w:eastAsia="Times New Roman" w:cs="Times New Roman"/>
+          <w:lang w:eastAsia="fr-FR"/>
         </w:rPr>
-        <w:t>aux croisements</w:t>
+        <w:br/>
+        <w:t>Si Pierre avait eu la même note à tous les contrôles, il aurait eu 13 à chaque fois.</w:t>
+      </w:r>
+    </w:p>
+    <w:p>
+      <w:pPr>
+        <w:spacing w:before="240"/>
+        <w:rPr>
+          <w:rStyle w:val="Accentuationlgre"/>
+          <w:sz w:val="28"/>
+          <w:szCs w:val="28"/>
+        </w:rPr>
+      </w:pPr>
+      <w:r>
+        <w:rPr>
+          <w:rStyle w:val="Accentuationlgre"/>
+          <w:sz w:val="28"/>
+          <w:szCs w:val="28"/>
+        </w:rPr>
+        <w:t xml:space="preserve">Remarque : </w:t>
+      </w:r>
+    </w:p>
+    <w:p>
+      <w:pPr>
+        <w:pStyle w:val="Paragraphedeliste"/>
+        <w:numPr>
+          <w:ilvl w:val="1"/>
+          <w:numId w:val="10"/>
+        </w:numPr>
+        <w:ind w:left="709"/>
+        <w:rPr>
+          <w:sz w:val="20"/>
+          <w:szCs w:val="20"/>
+        </w:rPr>
+      </w:pPr>
+      <w:r>
+        <w:t>La</w:t>
       </w:r>
       <w:r>
-        <w:rPr>
-          <w:rStyle w:val="Accentuation"/>
-          <w:i w:val="0"/>
-          <w:iCs w:val="0"/>
-          <w:color w:val="auto"/>
-          <w:sz w:val="24"/>
-          <w:szCs w:val="24"/>
-        </w:rPr>
-        <w:t xml:space="preserve"> des lignes et colonnes sont les effectifs.</w:t>
+        <w:t xml:space="preserve"> moyenne est très sensible aux valeurs extrêmes.</w:t>
       </w:r>
+      <w:bookmarkEnd w:id="1"/>
     </w:p>
     <w:sectPr>
       <w:headerReference w:type="first" r:id="rId16"/>
@@ -2180,7 +2751,7 @@
         </mc:Choice>
         <mc:Fallback>
           <w:pict>
-            <v:rect w14:anchorId="57057249" id="Rectangle 3" o:spid="_x0000_s1029" style="position:absolute;margin-left:-12.85pt;margin-top:0;width:40.9pt;height:171.9pt;z-index:251659264;visibility:visible;mso-wrap-style:square;mso-width-percent:0;mso-height-percent:0;mso-wrap-distance-left:9pt;mso-wrap-distance-top:0;mso-wrap-distance-right:9pt;mso-wrap-distance-bottom:0;mso-position-horizontal:absolute;mso-position-horizontal-relative:right-margin-area;mso-position-vertical:bottom;mso-position-vertical-relative:margin;mso-width-percent:0;mso-height-percent:0;mso-width-relative:page;mso-height-relative:page;v-text-anchor:middle" o:gfxdata="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" o:allowincell="f" filled="f" stroked="f">
+            <v:rect w14:anchorId="57057249" id="Rectangle 3" o:spid="_x0000_s1030" style="position:absolute;margin-left:-12.85pt;margin-top:0;width:40.9pt;height:171.9pt;z-index:251659264;visibility:visible;mso-wrap-style:square;mso-width-percent:0;mso-height-percent:0;mso-wrap-distance-left:9pt;mso-wrap-distance-top:0;mso-wrap-distance-right:9pt;mso-wrap-distance-bottom:0;mso-position-horizontal:absolute;mso-position-horizontal-relative:right-margin-area;mso-position-vertical:bottom;mso-position-vertical-relative:margin;mso-width-percent:0;mso-height-percent:0;mso-width-relative:page;mso-height-relative:page;v-text-anchor:middle" o:gfxdata="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" o:allowincell="f" filled="f" stroked="f">
               <v:textbox style="layout-flow:vertical;mso-layout-flow-alt:bottom-to-top;mso-fit-shape-to-text:t">
                 <w:txbxContent>
                   <w:p>
@@ -2380,7 +2951,7 @@
         </mc:Choice>
         <mc:Fallback>
           <w:pict>
-            <v:rect w14:anchorId="6192FA70" id="_x0000_s1030" style="position:absolute;margin-left:-8.45pt;margin-top:553.3pt;width:40.9pt;height:171.9pt;z-index:251663360;visibility:visible;mso-wrap-style:square;mso-width-percent:0;mso-height-percent:0;mso-wrap-distance-left:9pt;mso-wrap-distance-top:0;mso-wrap-distance-right:9pt;mso-wrap-distance-bottom:0;mso-position-horizontal:absolute;mso-position-horizontal-relative:right-margin-area;mso-position-vertical:absolute;mso-position-vertical-relative:margin;mso-width-percent:0;mso-height-percent:0;mso-width-relative:page;mso-height-relative:page;v-text-anchor:middle" o:gfxdata="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" o:allowincell="f" filled="f" stroked="f">
+            <v:rect w14:anchorId="6192FA70" id="_x0000_s1031" style="position:absolute;margin-left:-8.45pt;margin-top:553.3pt;width:40.9pt;height:171.9pt;z-index:251663360;visibility:visible;mso-wrap-style:square;mso-width-percent:0;mso-height-percent:0;mso-wrap-distance-left:9pt;mso-wrap-distance-top:0;mso-wrap-distance-right:9pt;mso-wrap-distance-bottom:0;mso-position-horizontal:absolute;mso-position-horizontal-relative:right-margin-area;mso-position-vertical:absolute;mso-position-vertical-relative:margin;mso-width-percent:0;mso-height-percent:0;mso-width-relative:page;mso-height-relative:page;v-text-anchor:middle" o:gfxdata="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" o:allowincell="f" filled="f" stroked="f">
               <v:textbox style="layout-flow:vertical;mso-layout-flow-alt:bottom-to-top;mso-fit-shape-to-text:t">
                 <w:txbxContent>
                   <w:p>
@@ -2568,19 +3139,7 @@
               <w:sz w:val="40"/>
               <w:szCs w:val="40"/>
             </w:rPr>
-            <w:t>1</w:t>
-          </w:r>
-          <w:r>
-            <w:rPr>
-              <w:rFonts w:eastAsiaTheme="majorEastAsia" w:cstheme="majorBidi"/>
-              <w:b/>
-              <w:bCs/>
-              <w:i/>
-              <w:iCs/>
-              <w:sz w:val="40"/>
-              <w:szCs w:val="40"/>
-            </w:rPr>
-            <w:t>3</w:t>
+            <w:t>13</w:t>
           </w:r>
         </w:p>
       </w:tc>
@@ -2838,7 +3397,7 @@
             </mc:Choice>
             <mc:Fallback>
               <w:pict>
-                <v:rect w14:anchorId="58DEFA65" id="_x0000_s1031" style="position:absolute;margin-left:0;margin-top:0;width:40.9pt;height:171.9pt;z-index:251661312;visibility:visible;mso-wrap-style:square;mso-width-percent:0;mso-height-percent:0;mso-wrap-distance-left:9pt;mso-wrap-distance-top:0;mso-wrap-distance-right:9pt;mso-wrap-distance-bottom:0;mso-position-horizontal:center;mso-position-horizontal-relative:right-margin-area;mso-position-vertical:bottom;mso-position-vertical-relative:margin;mso-width-percent:0;mso-height-percent:0;mso-width-relative:page;mso-height-relative:page;v-text-anchor:middle" o:gfxdata="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" o:allowincell="f" filled="f" stroked="f">
+                <v:rect w14:anchorId="58DEFA65" id="_x0000_s1032" style="position:absolute;margin-left:0;margin-top:0;width:40.9pt;height:171.9pt;z-index:251661312;visibility:visible;mso-wrap-style:square;mso-width-percent:0;mso-height-percent:0;mso-wrap-distance-left:9pt;mso-wrap-distance-top:0;mso-wrap-distance-right:9pt;mso-wrap-distance-bottom:0;mso-position-horizontal:center;mso-position-horizontal-relative:right-margin-area;mso-position-vertical:bottom;mso-position-vertical-relative:margin;mso-width-percent:0;mso-height-percent:0;mso-width-relative:page;mso-height-relative:page;v-text-anchor:middle" o:gfxdata="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" o:allowincell="f" filled="f" stroked="f">
                   <v:textbox style="layout-flow:vertical;mso-layout-flow-alt:bottom-to-top;mso-fit-shape-to-text:t">
                     <w:txbxContent>
                       <w:p>
@@ -4523,7 +5082,7 @@
   <w:style w:type="paragraph" w:default="1" w:styleId="Normal">
     <w:name w:val="Normal"/>
     <w:qFormat/>
-    <w:rsid w:val="00B53105"/>
+    <w:rsid w:val="00396CC8"/>
     <w:rPr>
       <w:rFonts w:ascii="Verdana" w:hAnsi="Verdana"/>
     </w:rPr>
